--- a/examples/transf/doc/51-balancing-subsampling.docx
+++ b/examples/transf/doc/51-balancing-subsampling.docx
@@ -21,79 +21,10 @@
     </w:p>
     <w:p>
       <w:pPr>
-        <w:pStyle w:val="SourceCode"/>
-      </w:pPr>
-      <w:r>
-        <w:rPr>
-          <w:rStyle w:val="FunctionTok"/>
-        </w:rPr>
-        <w:t xml:space="preserve">source</w:t>
-      </w:r>
-      <w:r>
-        <w:rPr>
-          <w:rStyle w:val="NormalTok"/>
-        </w:rPr>
-        <w:t xml:space="preserve">(</w:t>
-      </w:r>
-      <w:r>
-        <w:rPr>
-          <w:rStyle w:val="FunctionTok"/>
-        </w:rPr>
-        <w:t xml:space="preserve">url</w:t>
-      </w:r>
-      <w:r>
-        <w:rPr>
-          <w:rStyle w:val="NormalTok"/>
-        </w:rPr>
-        <w:t xml:space="preserve">(</w:t>
-      </w:r>
-      <w:r>
-        <w:rPr>
-          <w:rStyle w:val="StringTok"/>
-        </w:rPr>
-        <w:t xml:space="preserve">"https://raw.githubusercontent.com/cefet-rj-dal/daltoolbox/main/examples/seed.R"</w:t>
-      </w:r>
-      <w:r>
-        <w:rPr>
-          <w:rStyle w:val="NormalTok"/>
-        </w:rPr>
-        <w:t xml:space="preserve">))</w:t>
-      </w:r>
-      <w:r>
-        <w:br/>
-      </w:r>
-      <w:r>
-        <w:rPr>
-          <w:rStyle w:val="CommentTok"/>
-        </w:rPr>
-        <w:t xml:space="preserve"># installation</w:t>
-      </w:r>
-      <w:r>
-        <w:br/>
-      </w:r>
-      <w:r>
-        <w:rPr>
-          <w:rStyle w:val="CommentTok"/>
-        </w:rPr>
-        <w:t xml:space="preserve"># install.packages("daltoolbox")</w:t>
-      </w:r>
-      <w:r>
-        <w:br/>
-      </w:r>
-      <w:r>
-        <w:br/>
-      </w:r>
-      <w:r>
-        <w:rPr>
-          <w:rStyle w:val="FunctionTok"/>
-        </w:rPr>
-        <w:t xml:space="preserve">library</w:t>
-      </w:r>
-      <w:r>
-        <w:rPr>
-          <w:rStyle w:val="NormalTok"/>
-        </w:rPr>
-        <w:t xml:space="preserve">(daltoolbox)</w:t>
+        <w:pStyle w:val="BodyText"/>
+      </w:pPr>
+      <w:r>
+        <w:t xml:space="preserve">Didactic goal: show the fastest way to reduce class imbalance and highlight its tradeoff. Undersampling is simple and often effective, but it discards information from the majority class to achieve balance.</w:t>
       </w:r>
     </w:p>
     <w:p>
@@ -102,39 +33,9 @@
       </w:pPr>
       <w:r>
         <w:rPr>
-          <w:rStyle w:val="NormalTok"/>
-        </w:rPr>
-        <w:t xml:space="preserve">iris_imb </w:t>
-      </w:r>
-      <w:r>
-        <w:rPr>
-          <w:rStyle w:val="OtherTok"/>
-        </w:rPr>
-        <w:t xml:space="preserve">&lt;-</w:t>
-      </w:r>
-      <w:r>
-        <w:rPr>
-          <w:rStyle w:val="NormalTok"/>
-        </w:rPr>
-        <w:t xml:space="preserve"> datasets</w:t>
-      </w:r>
-      <w:r>
-        <w:rPr>
-          <w:rStyle w:val="SpecialCharTok"/>
-        </w:rPr>
-        <w:t xml:space="preserve">::</w:t>
-      </w:r>
-      <w:r>
-        <w:rPr>
-          <w:rStyle w:val="NormalTok"/>
-        </w:rPr>
-        <w:t xml:space="preserve">iris[</w:t>
-      </w:r>
-      <w:r>
-        <w:rPr>
           <w:rStyle w:val="FunctionTok"/>
         </w:rPr>
-        <w:t xml:space="preserve">c</w:t>
+        <w:t xml:space="preserve">source</w:t>
       </w:r>
       <w:r>
         <w:rPr>
@@ -144,131 +45,71 @@
       </w:r>
       <w:r>
         <w:rPr>
-          <w:rStyle w:val="DecValTok"/>
-        </w:rPr>
-        <w:t xml:space="preserve">1</w:t>
-      </w:r>
-      <w:r>
-        <w:rPr>
-          <w:rStyle w:val="SpecialCharTok"/>
-        </w:rPr>
-        <w:t xml:space="preserve">:</w:t>
-      </w:r>
-      <w:r>
-        <w:rPr>
-          <w:rStyle w:val="DecValTok"/>
-        </w:rPr>
-        <w:t xml:space="preserve">50</w:t>
-      </w:r>
-      <w:r>
-        <w:rPr>
-          <w:rStyle w:val="NormalTok"/>
-        </w:rPr>
-        <w:t xml:space="preserve">, </w:t>
-      </w:r>
-      <w:r>
-        <w:rPr>
-          <w:rStyle w:val="DecValTok"/>
-        </w:rPr>
-        <w:t xml:space="preserve">51</w:t>
-      </w:r>
-      <w:r>
-        <w:rPr>
-          <w:rStyle w:val="SpecialCharTok"/>
-        </w:rPr>
-        <w:t xml:space="preserve">:</w:t>
-      </w:r>
-      <w:r>
-        <w:rPr>
-          <w:rStyle w:val="DecValTok"/>
-        </w:rPr>
-        <w:t xml:space="preserve">71</w:t>
-      </w:r>
-      <w:r>
-        <w:rPr>
-          <w:rStyle w:val="NormalTok"/>
-        </w:rPr>
-        <w:t xml:space="preserve">, </w:t>
-      </w:r>
-      <w:r>
-        <w:rPr>
-          <w:rStyle w:val="DecValTok"/>
-        </w:rPr>
-        <w:t xml:space="preserve">101</w:t>
-      </w:r>
-      <w:r>
-        <w:rPr>
-          <w:rStyle w:val="SpecialCharTok"/>
-        </w:rPr>
-        <w:t xml:space="preserve">:</w:t>
-      </w:r>
-      <w:r>
-        <w:rPr>
-          <w:rStyle w:val="DecValTok"/>
-        </w:rPr>
-        <w:t xml:space="preserve">111</w:t>
-      </w:r>
-      <w:r>
-        <w:rPr>
-          <w:rStyle w:val="NormalTok"/>
-        </w:rPr>
-        <w:t xml:space="preserve">), ]</w:t>
+          <w:rStyle w:val="FunctionTok"/>
+        </w:rPr>
+        <w:t xml:space="preserve">url</w:t>
+      </w:r>
+      <w:r>
+        <w:rPr>
+          <w:rStyle w:val="NormalTok"/>
+        </w:rPr>
+        <w:t xml:space="preserve">(</w:t>
+      </w:r>
+      <w:r>
+        <w:rPr>
+          <w:rStyle w:val="StringTok"/>
+        </w:rPr>
+        <w:t xml:space="preserve">"https://raw.githubusercontent.com/cefet-rj-dal/daltoolbox/main/examples/seed.R"</w:t>
+      </w:r>
+      <w:r>
+        <w:rPr>
+          <w:rStyle w:val="NormalTok"/>
+        </w:rPr>
+        <w:t xml:space="preserve">))</w:t>
       </w:r>
       <w:r>
         <w:br/>
       </w:r>
       <w:r>
         <w:rPr>
+          <w:rStyle w:val="CommentTok"/>
+        </w:rPr>
+        <w:t xml:space="preserve"># installation</w:t>
+      </w:r>
+      <w:r>
+        <w:br/>
+      </w:r>
+      <w:r>
+        <w:rPr>
+          <w:rStyle w:val="CommentTok"/>
+        </w:rPr>
+        <w:t xml:space="preserve"># install.packages("daltoolbox")</w:t>
+      </w:r>
+      <w:r>
+        <w:br/>
+      </w:r>
+      <w:r>
+        <w:br/>
+      </w:r>
+      <w:r>
+        <w:rPr>
           <w:rStyle w:val="FunctionTok"/>
         </w:rPr>
-        <w:t xml:space="preserve">table</w:t>
-      </w:r>
-      <w:r>
-        <w:rPr>
-          <w:rStyle w:val="NormalTok"/>
-        </w:rPr>
-        <w:t xml:space="preserve">(iris_imb</w:t>
-      </w:r>
-      <w:r>
-        <w:rPr>
-          <w:rStyle w:val="SpecialCharTok"/>
-        </w:rPr>
-        <w:t xml:space="preserve">$</w:t>
-      </w:r>
-      <w:r>
-        <w:rPr>
-          <w:rStyle w:val="NormalTok"/>
-        </w:rPr>
-        <w:t xml:space="preserve">Species)</w:t>
+        <w:t xml:space="preserve">library</w:t>
+      </w:r>
+      <w:r>
+        <w:rPr>
+          <w:rStyle w:val="NormalTok"/>
+        </w:rPr>
+        <w:t xml:space="preserve">(daltoolbox)</w:t>
       </w:r>
     </w:p>
     <w:p>
       <w:pPr>
-        <w:pStyle w:val="SourceCode"/>
-      </w:pPr>
-      <w:r>
-        <w:rPr>
-          <w:rStyle w:val="VerbatimChar"/>
-        </w:rPr>
-        <w:t xml:space="preserve">## </w:t>
-      </w:r>
-      <w:r>
-        <w:br/>
-      </w:r>
-      <w:r>
-        <w:rPr>
-          <w:rStyle w:val="VerbatimChar"/>
-        </w:rPr>
-        <w:t xml:space="preserve">##     setosa versicolor  virginica </w:t>
-      </w:r>
-      <w:r>
-        <w:br/>
-      </w:r>
-      <w:r>
-        <w:rPr>
-          <w:rStyle w:val="VerbatimChar"/>
-        </w:rPr>
-        <w:t xml:space="preserve">##         50         21         11</w:t>
+        <w:pStyle w:val="FirstParagraph"/>
+      </w:pPr>
+      <w:r>
+        <w:t xml:space="preserve">Create an imbalanced dataset so the class reduction effect is easy to inspect.</w:t>
       </w:r>
     </w:p>
     <w:p>
@@ -277,108 +118,132 @@
       </w:pPr>
       <w:r>
         <w:rPr>
+          <w:rStyle w:val="NormalTok"/>
+        </w:rPr>
+        <w:t xml:space="preserve">iris_imb </w:t>
+      </w:r>
+      <w:r>
+        <w:rPr>
+          <w:rStyle w:val="OtherTok"/>
+        </w:rPr>
+        <w:t xml:space="preserve">&lt;-</w:t>
+      </w:r>
+      <w:r>
+        <w:rPr>
+          <w:rStyle w:val="NormalTok"/>
+        </w:rPr>
+        <w:t xml:space="preserve"> datasets</w:t>
+      </w:r>
+      <w:r>
+        <w:rPr>
+          <w:rStyle w:val="SpecialCharTok"/>
+        </w:rPr>
+        <w:t xml:space="preserve">::</w:t>
+      </w:r>
+      <w:r>
+        <w:rPr>
+          <w:rStyle w:val="NormalTok"/>
+        </w:rPr>
+        <w:t xml:space="preserve">iris[</w:t>
+      </w:r>
+      <w:r>
+        <w:rPr>
           <w:rStyle w:val="FunctionTok"/>
         </w:rPr>
-        <w:t xml:space="preserve">set_example_seed</w:t>
-      </w:r>
-      <w:r>
-        <w:rPr>
-          <w:rStyle w:val="NormalTok"/>
-        </w:rPr>
-        <w:t xml:space="preserve">()</w:t>
+        <w:t xml:space="preserve">c</w:t>
+      </w:r>
+      <w:r>
+        <w:rPr>
+          <w:rStyle w:val="NormalTok"/>
+        </w:rPr>
+        <w:t xml:space="preserve">(</w:t>
+      </w:r>
+      <w:r>
+        <w:rPr>
+          <w:rStyle w:val="DecValTok"/>
+        </w:rPr>
+        <w:t xml:space="preserve">1</w:t>
+      </w:r>
+      <w:r>
+        <w:rPr>
+          <w:rStyle w:val="SpecialCharTok"/>
+        </w:rPr>
+        <w:t xml:space="preserve">:</w:t>
+      </w:r>
+      <w:r>
+        <w:rPr>
+          <w:rStyle w:val="DecValTok"/>
+        </w:rPr>
+        <w:t xml:space="preserve">50</w:t>
+      </w:r>
+      <w:r>
+        <w:rPr>
+          <w:rStyle w:val="NormalTok"/>
+        </w:rPr>
+        <w:t xml:space="preserve">, </w:t>
+      </w:r>
+      <w:r>
+        <w:rPr>
+          <w:rStyle w:val="DecValTok"/>
+        </w:rPr>
+        <w:t xml:space="preserve">51</w:t>
+      </w:r>
+      <w:r>
+        <w:rPr>
+          <w:rStyle w:val="SpecialCharTok"/>
+        </w:rPr>
+        <w:t xml:space="preserve">:</w:t>
+      </w:r>
+      <w:r>
+        <w:rPr>
+          <w:rStyle w:val="DecValTok"/>
+        </w:rPr>
+        <w:t xml:space="preserve">71</w:t>
+      </w:r>
+      <w:r>
+        <w:rPr>
+          <w:rStyle w:val="NormalTok"/>
+        </w:rPr>
+        <w:t xml:space="preserve">, </w:t>
+      </w:r>
+      <w:r>
+        <w:rPr>
+          <w:rStyle w:val="DecValTok"/>
+        </w:rPr>
+        <w:t xml:space="preserve">101</w:t>
+      </w:r>
+      <w:r>
+        <w:rPr>
+          <w:rStyle w:val="SpecialCharTok"/>
+        </w:rPr>
+        <w:t xml:space="preserve">:</w:t>
+      </w:r>
+      <w:r>
+        <w:rPr>
+          <w:rStyle w:val="DecValTok"/>
+        </w:rPr>
+        <w:t xml:space="preserve">111</w:t>
+      </w:r>
+      <w:r>
+        <w:rPr>
+          <w:rStyle w:val="NormalTok"/>
+        </w:rPr>
+        <w:t xml:space="preserve">), ]</w:t>
       </w:r>
       <w:r>
         <w:br/>
       </w:r>
       <w:r>
         <w:rPr>
-          <w:rStyle w:val="NormalTok"/>
-        </w:rPr>
-        <w:t xml:space="preserve">bal </w:t>
-      </w:r>
-      <w:r>
-        <w:rPr>
-          <w:rStyle w:val="OtherTok"/>
-        </w:rPr>
-        <w:t xml:space="preserve">&lt;-</w:t>
-      </w:r>
-      <w:r>
-        <w:rPr>
-          <w:rStyle w:val="NormalTok"/>
-        </w:rPr>
-        <w:t xml:space="preserve"> </w:t>
-      </w:r>
-      <w:r>
-        <w:rPr>
           <w:rStyle w:val="FunctionTok"/>
         </w:rPr>
-        <w:t xml:space="preserve">bal_subsampling</w:t>
-      </w:r>
-      <w:r>
-        <w:rPr>
-          <w:rStyle w:val="NormalTok"/>
-        </w:rPr>
-        <w:t xml:space="preserve">(</w:t>
-      </w:r>
-      <w:r>
-        <w:rPr>
-          <w:rStyle w:val="StringTok"/>
-        </w:rPr>
-        <w:t xml:space="preserve">"Species"</w:t>
-      </w:r>
-      <w:r>
-        <w:rPr>
-          <w:rStyle w:val="NormalTok"/>
-        </w:rPr>
-        <w:t xml:space="preserve">)</w:t>
-      </w:r>
-      <w:r>
-        <w:br/>
-      </w:r>
-      <w:r>
-        <w:rPr>
-          <w:rStyle w:val="NormalTok"/>
-        </w:rPr>
-        <w:t xml:space="preserve">iris_bal </w:t>
-      </w:r>
-      <w:r>
-        <w:rPr>
-          <w:rStyle w:val="OtherTok"/>
-        </w:rPr>
-        <w:t xml:space="preserve">&lt;-</w:t>
-      </w:r>
-      <w:r>
-        <w:rPr>
-          <w:rStyle w:val="NormalTok"/>
-        </w:rPr>
-        <w:t xml:space="preserve"> </w:t>
-      </w:r>
-      <w:r>
-        <w:rPr>
-          <w:rStyle w:val="FunctionTok"/>
-        </w:rPr>
-        <w:t xml:space="preserve">transform</w:t>
-      </w:r>
-      <w:r>
-        <w:rPr>
-          <w:rStyle w:val="NormalTok"/>
-        </w:rPr>
-        <w:t xml:space="preserve">(bal, iris_imb)</w:t>
-      </w:r>
-      <w:r>
-        <w:br/>
-      </w:r>
-      <w:r>
-        <w:rPr>
-          <w:rStyle w:val="FunctionTok"/>
-        </w:rPr>
         <w:t xml:space="preserve">table</w:t>
       </w:r>
       <w:r>
         <w:rPr>
           <w:rStyle w:val="NormalTok"/>
         </w:rPr>
-        <w:t xml:space="preserve">(iris_bal</w:t>
+        <w:t xml:space="preserve">(iris_imb</w:t>
       </w:r>
       <w:r>
         <w:rPr>
@@ -419,24 +284,15 @@
         <w:rPr>
           <w:rStyle w:val="VerbatimChar"/>
         </w:rPr>
-        <w:t xml:space="preserve">##         11         11         11</w:t>
+        <w:t xml:space="preserve">##         50         21         11</w:t>
       </w:r>
     </w:p>
     <w:p>
       <w:pPr>
-        <w:pStyle w:val="SourceCode"/>
-      </w:pPr>
-      <w:r>
-        <w:rPr>
-          <w:rStyle w:val="FunctionTok"/>
-        </w:rPr>
-        <w:t xml:space="preserve">head</w:t>
-      </w:r>
-      <w:r>
-        <w:rPr>
-          <w:rStyle w:val="NormalTok"/>
-        </w:rPr>
-        <w:t xml:space="preserve">(iris_bal)</w:t>
+        <w:pStyle w:val="FirstParagraph"/>
+      </w:pPr>
+      <w:r>
+        <w:t xml:space="preserve">Apply undersampling and inspect the new class distribution.</w:t>
       </w:r>
     </w:p>
     <w:p>
@@ -445,8 +301,176 @@
       </w:pPr>
       <w:r>
         <w:rPr>
+          <w:rStyle w:val="FunctionTok"/>
+        </w:rPr>
+        <w:t xml:space="preserve">set_example_seed</w:t>
+      </w:r>
+      <w:r>
+        <w:rPr>
+          <w:rStyle w:val="NormalTok"/>
+        </w:rPr>
+        <w:t xml:space="preserve">()</w:t>
+      </w:r>
+      <w:r>
+        <w:br/>
+      </w:r>
+      <w:r>
+        <w:rPr>
+          <w:rStyle w:val="NormalTok"/>
+        </w:rPr>
+        <w:t xml:space="preserve">bal </w:t>
+      </w:r>
+      <w:r>
+        <w:rPr>
+          <w:rStyle w:val="OtherTok"/>
+        </w:rPr>
+        <w:t xml:space="preserve">&lt;-</w:t>
+      </w:r>
+      <w:r>
+        <w:rPr>
+          <w:rStyle w:val="NormalTok"/>
+        </w:rPr>
+        <w:t xml:space="preserve"> </w:t>
+      </w:r>
+      <w:r>
+        <w:rPr>
+          <w:rStyle w:val="FunctionTok"/>
+        </w:rPr>
+        <w:t xml:space="preserve">bal_subsampling</w:t>
+      </w:r>
+      <w:r>
+        <w:rPr>
+          <w:rStyle w:val="NormalTok"/>
+        </w:rPr>
+        <w:t xml:space="preserve">(</w:t>
+      </w:r>
+      <w:r>
+        <w:rPr>
+          <w:rStyle w:val="StringTok"/>
+        </w:rPr>
+        <w:t xml:space="preserve">"Species"</w:t>
+      </w:r>
+      <w:r>
+        <w:rPr>
+          <w:rStyle w:val="NormalTok"/>
+        </w:rPr>
+        <w:t xml:space="preserve">)</w:t>
+      </w:r>
+      <w:r>
+        <w:br/>
+      </w:r>
+      <w:r>
+        <w:rPr>
+          <w:rStyle w:val="NormalTok"/>
+        </w:rPr>
+        <w:t xml:space="preserve">iris_bal </w:t>
+      </w:r>
+      <w:r>
+        <w:rPr>
+          <w:rStyle w:val="OtherTok"/>
+        </w:rPr>
+        <w:t xml:space="preserve">&lt;-</w:t>
+      </w:r>
+      <w:r>
+        <w:rPr>
+          <w:rStyle w:val="NormalTok"/>
+        </w:rPr>
+        <w:t xml:space="preserve"> </w:t>
+      </w:r>
+      <w:r>
+        <w:rPr>
+          <w:rStyle w:val="FunctionTok"/>
+        </w:rPr>
+        <w:t xml:space="preserve">transform</w:t>
+      </w:r>
+      <w:r>
+        <w:rPr>
+          <w:rStyle w:val="NormalTok"/>
+        </w:rPr>
+        <w:t xml:space="preserve">(bal, iris_imb)</w:t>
+      </w:r>
+      <w:r>
+        <w:br/>
+      </w:r>
+      <w:r>
+        <w:rPr>
+          <w:rStyle w:val="FunctionTok"/>
+        </w:rPr>
+        <w:t xml:space="preserve">table</w:t>
+      </w:r>
+      <w:r>
+        <w:rPr>
+          <w:rStyle w:val="NormalTok"/>
+        </w:rPr>
+        <w:t xml:space="preserve">(iris_bal</w:t>
+      </w:r>
+      <w:r>
+        <w:rPr>
+          <w:rStyle w:val="SpecialCharTok"/>
+        </w:rPr>
+        <w:t xml:space="preserve">$</w:t>
+      </w:r>
+      <w:r>
+        <w:rPr>
+          <w:rStyle w:val="NormalTok"/>
+        </w:rPr>
+        <w:t xml:space="preserve">Species)</w:t>
+      </w:r>
+    </w:p>
+    <w:p>
+      <w:pPr>
+        <w:pStyle w:val="SourceCode"/>
+      </w:pPr>
+      <w:r>
+        <w:rPr>
           <w:rStyle w:val="VerbatimChar"/>
         </w:rPr>
+        <w:t xml:space="preserve">## </w:t>
+      </w:r>
+      <w:r>
+        <w:br/>
+      </w:r>
+      <w:r>
+        <w:rPr>
+          <w:rStyle w:val="VerbatimChar"/>
+        </w:rPr>
+        <w:t xml:space="preserve">##     setosa versicolor  virginica </w:t>
+      </w:r>
+      <w:r>
+        <w:br/>
+      </w:r>
+      <w:r>
+        <w:rPr>
+          <w:rStyle w:val="VerbatimChar"/>
+        </w:rPr>
+        <w:t xml:space="preserve">##         11         11         11</w:t>
+      </w:r>
+    </w:p>
+    <w:p>
+      <w:pPr>
+        <w:pStyle w:val="SourceCode"/>
+      </w:pPr>
+      <w:r>
+        <w:rPr>
+          <w:rStyle w:val="FunctionTok"/>
+        </w:rPr>
+        <w:t xml:space="preserve">head</w:t>
+      </w:r>
+      <w:r>
+        <w:rPr>
+          <w:rStyle w:val="NormalTok"/>
+        </w:rPr>
+        <w:t xml:space="preserve">(iris_bal)</w:t>
+      </w:r>
+    </w:p>
+    <w:p>
+      <w:pPr>
+        <w:pStyle w:val="SourceCode"/>
+      </w:pPr>
+      <w:r>
+        <w:rPr>
+          <w:rStyle w:val="VerbatimChar"/>
+        </w:rPr>
         <w:t xml:space="preserve">##   Sepal.Length Sepal.Width Petal.Length Petal.Width   Species</w:t>
       </w:r>
       <w:r>
@@ -502,6 +526,46 @@
           <w:rStyle w:val="VerbatimChar"/>
         </w:rPr>
         <w:t xml:space="preserve">## 6          6.3         2.9          5.6         1.8 virginica</w:t>
+      </w:r>
+    </w:p>
+    <w:p>
+      <w:pPr>
+        <w:pStyle w:val="FirstParagraph"/>
+      </w:pPr>
+      <w:r>
+        <w:t xml:space="preserve">What to observe</w:t>
+      </w:r>
+      <w:r>
+        <w:t xml:space="preserve"> </w:t>
+      </w:r>
+      <w:r>
+        <w:t xml:space="preserve">- The balanced result is obtained by removing majority-class rows, not by creating new minority rows.</w:t>
+      </w:r>
+      <w:r>
+        <w:t xml:space="preserve"> </w:t>
+      </w:r>
+      <w:r>
+        <w:t xml:space="preserve">- This makes undersampling computationally cheap, but potentially more lossy than oversampling.</w:t>
+      </w:r>
+      <w:r>
+        <w:t xml:space="preserve"> </w:t>
+      </w:r>
+      <w:r>
+        <w:t xml:space="preserve">- As with any balancing transformation, apply it to training data only.</w:t>
+      </w:r>
+    </w:p>
+    <w:p>
+      <w:pPr>
+        <w:pStyle w:val="BodyText"/>
+      </w:pPr>
+      <w:r>
+        <w:t xml:space="preserve">References</w:t>
+      </w:r>
+      <w:r>
+        <w:t xml:space="preserve"> </w:t>
+      </w:r>
+      <w:r>
+        <w:t xml:space="preserve">- He, H., and Garcia, E. A. (2009). Learning from Imbalanced Data. IEEE Transactions on Knowledge and Data Engineering.</w:t>
       </w:r>
     </w:p>
     <w:bookmarkEnd w:id="9"/>
